--- a/BAO-GIA-WEBSITE.docx
+++ b/BAO-GIA-WEBSITE.docx
@@ -2,1874 +2,7 @@
 <file path=word/document.xml><?xml version="1.0" encoding="utf-8"?>
 <w:document xmlns:wpc="http://schemas.microsoft.com/office/word/2010/wordprocessingCanvas" xmlns:cx="http://schemas.microsoft.com/office/drawing/2014/chartex" xmlns:cx1="http://schemas.microsoft.com/office/drawing/2015/9/8/chartex" xmlns:cx2="http://schemas.microsoft.com/office/drawing/2015/10/21/chartex" xmlns:cx3="http://schemas.microsoft.com/office/drawing/2016/5/9/chartex" xmlns:cx4="http://schemas.microsoft.com/office/drawing/2016/5/10/chartex" xmlns:cx5="http://schemas.microsoft.com/office/drawing/2016/5/11/chartex" xmlns:cx6="http://schemas.microsoft.com/office/drawing/2016/5/12/chartex" xmlns:cx7="http://schemas.microsoft.com/office/drawing/2016/5/13/chartex" xmlns:cx8="http://schemas.microsoft.com/office/drawing/2016/5/14/chartex" xmlns:mc="http://schemas.openxmlformats.org/markup-compatibility/2006" xmlns:aink="http://schemas.microsoft.com/office/drawing/2016/ink" xmlns:am3d="http://schemas.microsoft.com/office/drawing/2017/model3d" xmlns:o="urn:schemas-microsoft-com:office:office" xmlns:oel="http://schemas.microsoft.com/office/2019/extlst" xmlns:r="http://schemas.openxmlformats.org/officeDocument/2006/relationships" xmlns:m="http://schemas.openxmlformats.org/officeDocument/2006/math" xmlns:v="urn:schemas-microsoft-com:vml" xmlns:wp14="http://schemas.microsoft.com/office/word/2010/wordprocessingDrawing" xmlns:wp="http://schemas.openxmlformats.org/drawingml/2006/wordprocessingDrawing" xmlns:w10="urn:schemas-microsoft-com:office:word" xmlns:w="http://schemas.openxmlformats.org/wordprocessingml/2006/main" xmlns:w14="http://schemas.microsoft.com/office/word/2010/wordml" xmlns:w15="http://schemas.microsoft.com/office/word/2012/wordml" xmlns:w16cex="http://schemas.microsoft.com/office/word/2018/wordml/cex" xmlns:w16cid="http://schemas.microsoft.com/office/word/2016/wordml/cid" xmlns:w16="http://schemas.microsoft.com/office/word/2018/wordml" xmlns:w16du="http://schemas.microsoft.com/office/word/2023/wordml/word16du" xmlns:w16sdtdh="http://schemas.microsoft.com/office/word/2020/wordml/sdtdatahash" xmlns:w16sdtfl="http://schemas.microsoft.com/office/word/2024/wordml/sdtformatlock" xmlns:w16se="http://schemas.microsoft.com/office/word/2015/wordml/symex" xmlns:wpg="http://schemas.microsoft.com/office/word/2010/wordprocessingGroup" xmlns:wpi="http://schemas.microsoft.com/office/word/2010/wordprocessingInk" xmlns:wne="http://schemas.microsoft.com/office/word/2006/wordml" xmlns:wps="http://schemas.microsoft.com/office/word/2010/wordprocessingShape" mc:Ignorable="w14 w15 w16se w16cid w16 w16cex w16sdtdh w16sdtfl w16du wp14">
   <w:body>
-    <w:p>
-      <w:pPr>
-        <w:jc w:val="center"/>
-        <w:rPr>
-          <w:rFonts w:ascii="Times New Roman" w:hAnsi="Times New Roman" w:cs="Times New Roman"/>
-          <w:sz w:val="24"/>
-          <w:szCs w:val="24"/>
-        </w:rPr>
-      </w:pPr>
-      <w:r>
-        <w:rPr>
-          <w:rFonts w:ascii="Times New Roman" w:hAnsi="Times New Roman" w:cs="Times New Roman"/>
-          <w:b/>
-          <w:color w:val="0C3A75"/>
-          <w:sz w:val="24"/>
-          <w:szCs w:val="24"/>
-        </w:rPr>
-        <w:t>BÁO GIÁ THIẾT KẾ &amp; LẬP TRÌNH WEBSITE</w:t>
-      </w:r>
-    </w:p>
-    <w:p>
-      <w:pPr>
-        <w:jc w:val="center"/>
-        <w:rPr>
-          <w:rFonts w:ascii="Times New Roman" w:hAnsi="Times New Roman" w:cs="Times New Roman"/>
-          <w:sz w:val="24"/>
-          <w:szCs w:val="24"/>
-        </w:rPr>
-      </w:pPr>
-      <w:r>
-        <w:rPr>
-          <w:rFonts w:ascii="Times New Roman" w:hAnsi="Times New Roman" w:cs="Times New Roman"/>
-          <w:i/>
-          <w:color w:val="B58923"/>
-          <w:sz w:val="24"/>
-          <w:szCs w:val="24"/>
-        </w:rPr>
-        <w:t>Website giới thiệu doanh nghiệp — Công ty TNHH Kinh doanh Dịch vụ Quốc tế IBS</w:t>
-      </w:r>
-    </w:p>
-    <w:p>
-      <w:pPr>
-        <w:rPr>
-          <w:rFonts w:ascii="Times New Roman" w:hAnsi="Times New Roman" w:cs="Times New Roman"/>
-          <w:sz w:val="24"/>
-          <w:szCs w:val="24"/>
-        </w:rPr>
-      </w:pPr>
-    </w:p>
-    <w:p>
-      <w:pPr>
-        <w:rPr>
-          <w:rFonts w:ascii="Times New Roman" w:hAnsi="Times New Roman" w:cs="Times New Roman"/>
-          <w:sz w:val="24"/>
-          <w:szCs w:val="24"/>
-        </w:rPr>
-      </w:pPr>
-      <w:r>
-        <w:rPr>
-          <w:rFonts w:ascii="Times New Roman" w:hAnsi="Times New Roman" w:cs="Times New Roman"/>
-          <w:b/>
-          <w:sz w:val="24"/>
-          <w:szCs w:val="24"/>
-        </w:rPr>
-        <w:t xml:space="preserve">Đơn vị / Người báo giá: </w:t>
-      </w:r>
-      <w:r>
-        <w:rPr>
-          <w:rFonts w:ascii="Times New Roman" w:hAnsi="Times New Roman" w:cs="Times New Roman"/>
-          <w:sz w:val="24"/>
-          <w:szCs w:val="24"/>
-        </w:rPr>
-        <w:t>Phạm Tiến Đạt</w:t>
-      </w:r>
-    </w:p>
-    <w:p>
-      <w:pPr>
-        <w:rPr>
-          <w:rFonts w:ascii="Times New Roman" w:hAnsi="Times New Roman" w:cs="Times New Roman"/>
-          <w:sz w:val="24"/>
-          <w:szCs w:val="24"/>
-        </w:rPr>
-      </w:pPr>
-      <w:r>
-        <w:rPr>
-          <w:rFonts w:ascii="Times New Roman" w:hAnsi="Times New Roman" w:cs="Times New Roman"/>
-          <w:b/>
-          <w:sz w:val="24"/>
-          <w:szCs w:val="24"/>
-        </w:rPr>
-        <w:t xml:space="preserve">Ngày báo giá: </w:t>
-      </w:r>
-      <w:r>
-        <w:rPr>
-          <w:rFonts w:ascii="Times New Roman" w:hAnsi="Times New Roman" w:cs="Times New Roman"/>
-          <w:sz w:val="24"/>
-          <w:szCs w:val="24"/>
-        </w:rPr>
-        <w:t>25/06/2026</w:t>
-      </w:r>
-    </w:p>
-    <w:p>
-      <w:pPr>
-        <w:rPr>
-          <w:rFonts w:ascii="Times New Roman" w:hAnsi="Times New Roman" w:cs="Times New Roman"/>
-          <w:sz w:val="24"/>
-          <w:szCs w:val="24"/>
-        </w:rPr>
-      </w:pPr>
-      <w:r>
-        <w:rPr>
-          <w:rFonts w:ascii="Times New Roman" w:hAnsi="Times New Roman" w:cs="Times New Roman"/>
-          <w:b/>
-          <w:sz w:val="24"/>
-          <w:szCs w:val="24"/>
-        </w:rPr>
-        <w:t xml:space="preserve">Hiệu lực báo giá: </w:t>
-      </w:r>
-      <w:r>
-        <w:rPr>
-          <w:rFonts w:ascii="Times New Roman" w:hAnsi="Times New Roman" w:cs="Times New Roman"/>
-          <w:sz w:val="24"/>
-          <w:szCs w:val="24"/>
-        </w:rPr>
-        <w:t>30 ngày kể từ ngày phát hành</w:t>
-      </w:r>
-    </w:p>
-    <w:p>
-      <w:pPr>
-        <w:spacing w:before="240" w:after="80"/>
-        <w:rPr>
-          <w:rFonts w:ascii="Times New Roman" w:hAnsi="Times New Roman" w:cs="Times New Roman"/>
-          <w:sz w:val="24"/>
-          <w:szCs w:val="24"/>
-        </w:rPr>
-      </w:pPr>
-      <w:r>
-        <w:rPr>
-          <w:rFonts w:ascii="Times New Roman" w:hAnsi="Times New Roman" w:cs="Times New Roman"/>
-          <w:b/>
-          <w:color w:val="0C3A75"/>
-          <w:sz w:val="24"/>
-          <w:szCs w:val="24"/>
-        </w:rPr>
-        <w:t>1. HẠNG MỤC CÔNG VIỆC &amp; CHI PHÍ</w:t>
-      </w:r>
-    </w:p>
-    <w:tbl>
-      <w:tblPr>
-        <w:tblStyle w:val="TableGrid"/>
-        <w:tblW w:w="0" w:type="auto"/>
-        <w:jc w:val="center"/>
-        <w:tblLook w:val="04A0" w:firstRow="1" w:lastRow="0" w:firstColumn="1" w:lastColumn="0" w:noHBand="0" w:noVBand="1"/>
-      </w:tblPr>
-      <w:tblGrid>
-        <w:gridCol w:w="2160"/>
-        <w:gridCol w:w="2160"/>
-        <w:gridCol w:w="2160"/>
-        <w:gridCol w:w="2160"/>
-      </w:tblGrid>
-      <w:tr>
-        <w:trPr>
-          <w:jc w:val="center"/>
-        </w:trPr>
-        <w:tc>
-          <w:tcPr>
-            <w:tcW w:w="2160" w:type="dxa"/>
-            <w:shd w:val="clear" w:color="auto" w:fill="0C3A75"/>
-          </w:tcPr>
-          <w:p>
-            <w:pPr>
-              <w:jc w:val="center"/>
-              <w:rPr>
-                <w:rFonts w:ascii="Times New Roman" w:hAnsi="Times New Roman" w:cs="Times New Roman"/>
-                <w:sz w:val="24"/>
-                <w:szCs w:val="24"/>
-              </w:rPr>
-            </w:pPr>
-            <w:r>
-              <w:rPr>
-                <w:rFonts w:ascii="Times New Roman" w:hAnsi="Times New Roman" w:cs="Times New Roman"/>
-                <w:b/>
-                <w:color w:val="FFFFFF"/>
-                <w:sz w:val="24"/>
-                <w:szCs w:val="24"/>
-              </w:rPr>
-              <w:t>STT</w:t>
-            </w:r>
-          </w:p>
-        </w:tc>
-        <w:tc>
-          <w:tcPr>
-            <w:tcW w:w="2160" w:type="dxa"/>
-            <w:shd w:val="clear" w:color="auto" w:fill="0C3A75"/>
-          </w:tcPr>
-          <w:p>
-            <w:pPr>
-              <w:jc w:val="center"/>
-              <w:rPr>
-                <w:rFonts w:ascii="Times New Roman" w:hAnsi="Times New Roman" w:cs="Times New Roman"/>
-                <w:sz w:val="24"/>
-                <w:szCs w:val="24"/>
-              </w:rPr>
-            </w:pPr>
-            <w:r>
-              <w:rPr>
-                <w:rFonts w:ascii="Times New Roman" w:hAnsi="Times New Roman" w:cs="Times New Roman"/>
-                <w:b/>
-                <w:color w:val="FFFFFF"/>
-                <w:sz w:val="24"/>
-                <w:szCs w:val="24"/>
-              </w:rPr>
-              <w:t>Hạng mục</w:t>
-            </w:r>
-          </w:p>
-        </w:tc>
-        <w:tc>
-          <w:tcPr>
-            <w:tcW w:w="2160" w:type="dxa"/>
-            <w:shd w:val="clear" w:color="auto" w:fill="0C3A75"/>
-          </w:tcPr>
-          <w:p>
-            <w:pPr>
-              <w:jc w:val="center"/>
-              <w:rPr>
-                <w:rFonts w:ascii="Times New Roman" w:hAnsi="Times New Roman" w:cs="Times New Roman"/>
-                <w:sz w:val="24"/>
-                <w:szCs w:val="24"/>
-              </w:rPr>
-            </w:pPr>
-            <w:r>
-              <w:rPr>
-                <w:rFonts w:ascii="Times New Roman" w:hAnsi="Times New Roman" w:cs="Times New Roman"/>
-                <w:b/>
-                <w:color w:val="FFFFFF"/>
-                <w:sz w:val="24"/>
-                <w:szCs w:val="24"/>
-              </w:rPr>
-              <w:t>Mô tả</w:t>
-            </w:r>
-          </w:p>
-        </w:tc>
-        <w:tc>
-          <w:tcPr>
-            <w:tcW w:w="2160" w:type="dxa"/>
-            <w:shd w:val="clear" w:color="auto" w:fill="0C3A75"/>
-          </w:tcPr>
-          <w:p>
-            <w:pPr>
-              <w:jc w:val="center"/>
-              <w:rPr>
-                <w:rFonts w:ascii="Times New Roman" w:hAnsi="Times New Roman" w:cs="Times New Roman"/>
-                <w:sz w:val="24"/>
-                <w:szCs w:val="24"/>
-              </w:rPr>
-            </w:pPr>
-            <w:r>
-              <w:rPr>
-                <w:rFonts w:ascii="Times New Roman" w:hAnsi="Times New Roman" w:cs="Times New Roman"/>
-                <w:b/>
-                <w:color w:val="FFFFFF"/>
-                <w:sz w:val="24"/>
-                <w:szCs w:val="24"/>
-              </w:rPr>
-              <w:t>Chi phí (VNĐ)</w:t>
-            </w:r>
-          </w:p>
-        </w:tc>
-      </w:tr>
-      <w:tr>
-        <w:trPr>
-          <w:jc w:val="center"/>
-        </w:trPr>
-        <w:tc>
-          <w:tcPr>
-            <w:tcW w:w="2160" w:type="dxa"/>
-          </w:tcPr>
-          <w:p>
-            <w:pPr>
-              <w:jc w:val="center"/>
-              <w:rPr>
-                <w:rFonts w:ascii="Times New Roman" w:hAnsi="Times New Roman" w:cs="Times New Roman"/>
-                <w:sz w:val="24"/>
-                <w:szCs w:val="24"/>
-              </w:rPr>
-            </w:pPr>
-            <w:r>
-              <w:rPr>
-                <w:rFonts w:ascii="Times New Roman" w:hAnsi="Times New Roman" w:cs="Times New Roman"/>
-                <w:sz w:val="24"/>
-                <w:szCs w:val="24"/>
-              </w:rPr>
-              <w:t>1.1</w:t>
-            </w:r>
-          </w:p>
-        </w:tc>
-        <w:tc>
-          <w:tcPr>
-            <w:tcW w:w="2160" w:type="dxa"/>
-          </w:tcPr>
-          <w:p>
-            <w:pPr>
-              <w:rPr>
-                <w:rFonts w:ascii="Times New Roman" w:hAnsi="Times New Roman" w:cs="Times New Roman"/>
-                <w:sz w:val="24"/>
-                <w:szCs w:val="24"/>
-              </w:rPr>
-            </w:pPr>
-            <w:r>
-              <w:rPr>
-                <w:rFonts w:ascii="Times New Roman" w:hAnsi="Times New Roman" w:cs="Times New Roman"/>
-                <w:sz w:val="24"/>
-                <w:szCs w:val="24"/>
-              </w:rPr>
-              <w:t>Thiết kế giao diện (UI/UX)</w:t>
-            </w:r>
-          </w:p>
-        </w:tc>
-        <w:tc>
-          <w:tcPr>
-            <w:tcW w:w="2160" w:type="dxa"/>
-          </w:tcPr>
-          <w:p>
-            <w:pPr>
-              <w:rPr>
-                <w:rFonts w:ascii="Times New Roman" w:hAnsi="Times New Roman" w:cs="Times New Roman"/>
-                <w:sz w:val="24"/>
-                <w:szCs w:val="24"/>
-              </w:rPr>
-            </w:pPr>
-            <w:r>
-              <w:rPr>
-                <w:rFonts w:ascii="Times New Roman" w:hAnsi="Times New Roman" w:cs="Times New Roman"/>
-                <w:sz w:val="24"/>
-                <w:szCs w:val="24"/>
-              </w:rPr>
-              <w:t>Thiết kế hiện đại, chuẩn thương hiệu; tối ưu hiển thị trên Desktop – Tablet – Mobile</w:t>
-            </w:r>
-          </w:p>
-        </w:tc>
-        <w:tc>
-          <w:tcPr>
-            <w:tcW w:w="2160" w:type="dxa"/>
-          </w:tcPr>
-          <w:p>
-            <w:pPr>
-              <w:jc w:val="right"/>
-              <w:rPr>
-                <w:rFonts w:ascii="Times New Roman" w:hAnsi="Times New Roman" w:cs="Times New Roman"/>
-                <w:sz w:val="24"/>
-                <w:szCs w:val="24"/>
-              </w:rPr>
-            </w:pPr>
-            <w:r>
-              <w:rPr>
-                <w:rFonts w:ascii="Times New Roman" w:hAnsi="Times New Roman" w:cs="Times New Roman"/>
-                <w:b/>
-                <w:sz w:val="24"/>
-                <w:szCs w:val="24"/>
-              </w:rPr>
-              <w:t>2.000.000</w:t>
-            </w:r>
-          </w:p>
-        </w:tc>
-      </w:tr>
-      <w:tr>
-        <w:trPr>
-          <w:jc w:val="center"/>
-        </w:trPr>
-        <w:tc>
-          <w:tcPr>
-            <w:tcW w:w="2160" w:type="dxa"/>
-          </w:tcPr>
-          <w:p>
-            <w:pPr>
-              <w:jc w:val="center"/>
-              <w:rPr>
-                <w:rFonts w:ascii="Times New Roman" w:hAnsi="Times New Roman" w:cs="Times New Roman"/>
-                <w:sz w:val="24"/>
-                <w:szCs w:val="24"/>
-              </w:rPr>
-            </w:pPr>
-            <w:r>
-              <w:rPr>
-                <w:rFonts w:ascii="Times New Roman" w:hAnsi="Times New Roman" w:cs="Times New Roman"/>
-                <w:sz w:val="24"/>
-                <w:szCs w:val="24"/>
-              </w:rPr>
-              <w:t>1.2</w:t>
-            </w:r>
-          </w:p>
-        </w:tc>
-        <w:tc>
-          <w:tcPr>
-            <w:tcW w:w="2160" w:type="dxa"/>
-          </w:tcPr>
-          <w:p>
-            <w:pPr>
-              <w:rPr>
-                <w:rFonts w:ascii="Times New Roman" w:hAnsi="Times New Roman" w:cs="Times New Roman"/>
-                <w:sz w:val="24"/>
-                <w:szCs w:val="24"/>
-              </w:rPr>
-            </w:pPr>
-            <w:r>
-              <w:rPr>
-                <w:rFonts w:ascii="Times New Roman" w:hAnsi="Times New Roman" w:cs="Times New Roman"/>
-                <w:sz w:val="24"/>
-                <w:szCs w:val="24"/>
-              </w:rPr>
-              <w:t>Lập trình website</w:t>
-            </w:r>
-          </w:p>
-        </w:tc>
-        <w:tc>
-          <w:tcPr>
-            <w:tcW w:w="2160" w:type="dxa"/>
-          </w:tcPr>
-          <w:p>
-            <w:pPr>
-              <w:rPr>
-                <w:rFonts w:ascii="Times New Roman" w:hAnsi="Times New Roman" w:cs="Times New Roman"/>
-                <w:sz w:val="24"/>
-                <w:szCs w:val="24"/>
-              </w:rPr>
-            </w:pPr>
-            <w:r>
-              <w:rPr>
-                <w:rFonts w:ascii="Times New Roman" w:hAnsi="Times New Roman" w:cs="Times New Roman"/>
-                <w:sz w:val="24"/>
-                <w:szCs w:val="24"/>
-              </w:rPr>
-              <w:t>Xây dựng đầy đủ: Trang chủ, Giới thiệu, Dịch vụ (kèm dịch vụ chủ lực), Dự án tiêu biểu (bộ lọc + xem chi tiết), Liên hệ; nội dung quản lý tập trung qua file dữ liệu</w:t>
-            </w:r>
-          </w:p>
-        </w:tc>
-        <w:tc>
-          <w:tcPr>
-            <w:tcW w:w="2160" w:type="dxa"/>
-          </w:tcPr>
-          <w:p>
-            <w:pPr>
-              <w:jc w:val="right"/>
-              <w:rPr>
-                <w:rFonts w:ascii="Times New Roman" w:hAnsi="Times New Roman" w:cs="Times New Roman"/>
-                <w:sz w:val="24"/>
-                <w:szCs w:val="24"/>
-              </w:rPr>
-            </w:pPr>
-            <w:r>
-              <w:rPr>
-                <w:rFonts w:ascii="Times New Roman" w:hAnsi="Times New Roman" w:cs="Times New Roman"/>
-                <w:b/>
-                <w:sz w:val="24"/>
-                <w:szCs w:val="24"/>
-              </w:rPr>
-              <w:t>3.500.000</w:t>
-            </w:r>
-          </w:p>
-        </w:tc>
-      </w:tr>
-      <w:tr>
-        <w:trPr>
-          <w:jc w:val="center"/>
-        </w:trPr>
-        <w:tc>
-          <w:tcPr>
-            <w:tcW w:w="2160" w:type="dxa"/>
-          </w:tcPr>
-          <w:p>
-            <w:pPr>
-              <w:jc w:val="center"/>
-              <w:rPr>
-                <w:rFonts w:ascii="Times New Roman" w:hAnsi="Times New Roman" w:cs="Times New Roman"/>
-                <w:sz w:val="24"/>
-                <w:szCs w:val="24"/>
-              </w:rPr>
-            </w:pPr>
-            <w:r>
-              <w:rPr>
-                <w:rFonts w:ascii="Times New Roman" w:hAnsi="Times New Roman" w:cs="Times New Roman"/>
-                <w:sz w:val="24"/>
-                <w:szCs w:val="24"/>
-              </w:rPr>
-              <w:t>1.3</w:t>
-            </w:r>
-          </w:p>
-        </w:tc>
-        <w:tc>
-          <w:tcPr>
-            <w:tcW w:w="2160" w:type="dxa"/>
-          </w:tcPr>
-          <w:p>
-            <w:pPr>
-              <w:rPr>
-                <w:rFonts w:ascii="Times New Roman" w:hAnsi="Times New Roman" w:cs="Times New Roman"/>
-                <w:sz w:val="24"/>
-                <w:szCs w:val="24"/>
-              </w:rPr>
-            </w:pPr>
-            <w:r>
-              <w:rPr>
-                <w:rFonts w:ascii="Times New Roman" w:hAnsi="Times New Roman" w:cs="Times New Roman"/>
-                <w:sz w:val="24"/>
-                <w:szCs w:val="24"/>
-              </w:rPr>
-              <w:t>Hiệu ứng chuyển động cao cấp</w:t>
-            </w:r>
-          </w:p>
-        </w:tc>
-        <w:tc>
-          <w:tcPr>
-            <w:tcW w:w="2160" w:type="dxa"/>
-          </w:tcPr>
-          <w:p>
-            <w:pPr>
-              <w:rPr>
-                <w:rFonts w:ascii="Times New Roman" w:hAnsi="Times New Roman" w:cs="Times New Roman"/>
-                <w:sz w:val="24"/>
-                <w:szCs w:val="24"/>
-              </w:rPr>
-            </w:pPr>
-            <w:r>
-              <w:rPr>
-                <w:rFonts w:ascii="Times New Roman" w:hAnsi="Times New Roman" w:cs="Times New Roman"/>
-                <w:sz w:val="24"/>
-                <w:szCs w:val="24"/>
-              </w:rPr>
-              <w:t>Hoạt ảnh cuộn trang, parallax, đếm số liệu, lightbox dự án… (công nghệ GSAP), tối ưu mượt mà &amp; tôn trọng tùy chọn giảm chuyển động</w:t>
-            </w:r>
-          </w:p>
-        </w:tc>
-        <w:tc>
-          <w:tcPr>
-            <w:tcW w:w="2160" w:type="dxa"/>
-          </w:tcPr>
-          <w:p>
-            <w:pPr>
-              <w:jc w:val="right"/>
-              <w:rPr>
-                <w:rFonts w:ascii="Times New Roman" w:hAnsi="Times New Roman" w:cs="Times New Roman"/>
-                <w:sz w:val="24"/>
-                <w:szCs w:val="24"/>
-              </w:rPr>
-            </w:pPr>
-            <w:r>
-              <w:rPr>
-                <w:rFonts w:ascii="Times New Roman" w:hAnsi="Times New Roman" w:cs="Times New Roman"/>
-                <w:b/>
-                <w:sz w:val="24"/>
-                <w:szCs w:val="24"/>
-              </w:rPr>
-              <w:t>1.500.000</w:t>
-            </w:r>
-          </w:p>
-        </w:tc>
-      </w:tr>
-      <w:tr>
-        <w:trPr>
-          <w:jc w:val="center"/>
-        </w:trPr>
-        <w:tc>
-          <w:tcPr>
-            <w:tcW w:w="2160" w:type="dxa"/>
-          </w:tcPr>
-          <w:p>
-            <w:pPr>
-              <w:jc w:val="center"/>
-              <w:rPr>
-                <w:rFonts w:ascii="Times New Roman" w:hAnsi="Times New Roman" w:cs="Times New Roman"/>
-                <w:sz w:val="24"/>
-                <w:szCs w:val="24"/>
-              </w:rPr>
-            </w:pPr>
-            <w:r>
-              <w:rPr>
-                <w:rFonts w:ascii="Times New Roman" w:hAnsi="Times New Roman" w:cs="Times New Roman"/>
-                <w:sz w:val="24"/>
-                <w:szCs w:val="24"/>
-              </w:rPr>
-              <w:t>1.4</w:t>
-            </w:r>
-          </w:p>
-        </w:tc>
-        <w:tc>
-          <w:tcPr>
-            <w:tcW w:w="2160" w:type="dxa"/>
-          </w:tcPr>
-          <w:p>
-            <w:pPr>
-              <w:rPr>
-                <w:rFonts w:ascii="Times New Roman" w:hAnsi="Times New Roman" w:cs="Times New Roman"/>
-                <w:sz w:val="24"/>
-                <w:szCs w:val="24"/>
-              </w:rPr>
-            </w:pPr>
-            <w:r>
-              <w:rPr>
-                <w:rFonts w:ascii="Times New Roman" w:hAnsi="Times New Roman" w:cs="Times New Roman"/>
-                <w:sz w:val="24"/>
-                <w:szCs w:val="24"/>
-              </w:rPr>
-              <w:t>Song ngữ Việt – Anh</w:t>
-            </w:r>
-          </w:p>
-        </w:tc>
-        <w:tc>
-          <w:tcPr>
-            <w:tcW w:w="2160" w:type="dxa"/>
-          </w:tcPr>
-          <w:p>
-            <w:pPr>
-              <w:rPr>
-                <w:rFonts w:ascii="Times New Roman" w:hAnsi="Times New Roman" w:cs="Times New Roman"/>
-                <w:sz w:val="24"/>
-                <w:szCs w:val="24"/>
-              </w:rPr>
-            </w:pPr>
-            <w:r>
-              <w:rPr>
-                <w:rFonts w:ascii="Times New Roman" w:hAnsi="Times New Roman" w:cs="Times New Roman"/>
-                <w:sz w:val="24"/>
-                <w:szCs w:val="24"/>
-              </w:rPr>
-              <w:t>Nút chuyển VN/EN dịch toàn trang ngay tại chỗ, ghi nhớ lựa chọn của người dùng</w:t>
-            </w:r>
-          </w:p>
-        </w:tc>
-        <w:tc>
-          <w:tcPr>
-            <w:tcW w:w="2160" w:type="dxa"/>
-          </w:tcPr>
-          <w:p>
-            <w:pPr>
-              <w:jc w:val="right"/>
-              <w:rPr>
-                <w:rFonts w:ascii="Times New Roman" w:hAnsi="Times New Roman" w:cs="Times New Roman"/>
-                <w:sz w:val="24"/>
-                <w:szCs w:val="24"/>
-              </w:rPr>
-            </w:pPr>
-            <w:r>
-              <w:rPr>
-                <w:rFonts w:ascii="Times New Roman" w:hAnsi="Times New Roman" w:cs="Times New Roman"/>
-                <w:b/>
-                <w:sz w:val="24"/>
-                <w:szCs w:val="24"/>
-              </w:rPr>
-              <w:t>1.</w:t>
-            </w:r>
-            <w:r>
-              <w:rPr>
-                <w:rFonts w:ascii="Times New Roman" w:hAnsi="Times New Roman" w:cs="Times New Roman"/>
-                <w:b/>
-                <w:sz w:val="24"/>
-                <w:szCs w:val="24"/>
-              </w:rPr>
-              <w:t>0</w:t>
-            </w:r>
-            <w:r>
-              <w:rPr>
-                <w:rFonts w:ascii="Times New Roman" w:hAnsi="Times New Roman" w:cs="Times New Roman"/>
-                <w:b/>
-                <w:sz w:val="24"/>
-                <w:szCs w:val="24"/>
-              </w:rPr>
-              <w:t>00.000</w:t>
-            </w:r>
-          </w:p>
-        </w:tc>
-      </w:tr>
-      <w:tr>
-        <w:trPr>
-          <w:jc w:val="center"/>
-        </w:trPr>
-        <w:tc>
-          <w:tcPr>
-            <w:tcW w:w="2160" w:type="dxa"/>
-          </w:tcPr>
-          <w:p>
-            <w:pPr>
-              <w:jc w:val="center"/>
-              <w:rPr>
-                <w:rFonts w:ascii="Times New Roman" w:hAnsi="Times New Roman" w:cs="Times New Roman"/>
-                <w:sz w:val="24"/>
-                <w:szCs w:val="24"/>
-              </w:rPr>
-            </w:pPr>
-            <w:r>
-              <w:rPr>
-                <w:rFonts w:ascii="Times New Roman" w:hAnsi="Times New Roman" w:cs="Times New Roman"/>
-                <w:sz w:val="24"/>
-                <w:szCs w:val="24"/>
-              </w:rPr>
-              <w:t>1.5</w:t>
-            </w:r>
-          </w:p>
-        </w:tc>
-        <w:tc>
-          <w:tcPr>
-            <w:tcW w:w="2160" w:type="dxa"/>
-          </w:tcPr>
-          <w:p>
-            <w:pPr>
-              <w:rPr>
-                <w:rFonts w:ascii="Times New Roman" w:hAnsi="Times New Roman" w:cs="Times New Roman"/>
-                <w:sz w:val="24"/>
-                <w:szCs w:val="24"/>
-              </w:rPr>
-            </w:pPr>
-            <w:r>
-              <w:rPr>
-                <w:rFonts w:ascii="Times New Roman" w:hAnsi="Times New Roman" w:cs="Times New Roman"/>
-                <w:sz w:val="24"/>
-                <w:szCs w:val="24"/>
-              </w:rPr>
-              <w:t>Tối ưu SEO &amp; hiệu năng</w:t>
-            </w:r>
-          </w:p>
-        </w:tc>
-        <w:tc>
-          <w:tcPr>
-            <w:tcW w:w="2160" w:type="dxa"/>
-          </w:tcPr>
-          <w:p>
-            <w:pPr>
-              <w:rPr>
-                <w:rFonts w:ascii="Times New Roman" w:hAnsi="Times New Roman" w:cs="Times New Roman"/>
-                <w:sz w:val="24"/>
-                <w:szCs w:val="24"/>
-              </w:rPr>
-            </w:pPr>
-            <w:r>
-              <w:rPr>
-                <w:rFonts w:ascii="Times New Roman" w:hAnsi="Times New Roman" w:cs="Times New Roman"/>
-                <w:sz w:val="24"/>
-                <w:szCs w:val="24"/>
-              </w:rPr>
-              <w:t xml:space="preserve">Thẻ meta, Open Graph, sitemap, dữ liệu có cấu trúc (Schema.org), tối ưu ảnh WebP, tốc </w:t>
-            </w:r>
-            <w:r>
-              <w:rPr>
-                <w:rFonts w:ascii="Times New Roman" w:hAnsi="Times New Roman" w:cs="Times New Roman"/>
-                <w:sz w:val="24"/>
-                <w:szCs w:val="24"/>
-              </w:rPr>
-              <w:lastRenderedPageBreak/>
-              <w:t>độ tải nhanh</w:t>
-            </w:r>
-          </w:p>
-        </w:tc>
-        <w:tc>
-          <w:tcPr>
-            <w:tcW w:w="2160" w:type="dxa"/>
-          </w:tcPr>
-          <w:p>
-            <w:pPr>
-              <w:jc w:val="right"/>
-              <w:rPr>
-                <w:rFonts w:ascii="Times New Roman" w:hAnsi="Times New Roman" w:cs="Times New Roman"/>
-                <w:sz w:val="24"/>
-                <w:szCs w:val="24"/>
-              </w:rPr>
-            </w:pPr>
-            <w:r>
-              <w:rPr>
-                <w:rFonts w:ascii="Times New Roman" w:hAnsi="Times New Roman" w:cs="Times New Roman"/>
-                <w:b/>
-                <w:sz w:val="24"/>
-                <w:szCs w:val="24"/>
-              </w:rPr>
-              <w:lastRenderedPageBreak/>
-              <w:t>1.</w:t>
-            </w:r>
-            <w:r>
-              <w:rPr>
-                <w:rFonts w:ascii="Times New Roman" w:hAnsi="Times New Roman" w:cs="Times New Roman"/>
-                <w:b/>
-                <w:sz w:val="24"/>
-                <w:szCs w:val="24"/>
-              </w:rPr>
-              <w:t>5</w:t>
-            </w:r>
-            <w:r>
-              <w:rPr>
-                <w:rFonts w:ascii="Times New Roman" w:hAnsi="Times New Roman" w:cs="Times New Roman"/>
-                <w:b/>
-                <w:sz w:val="24"/>
-                <w:szCs w:val="24"/>
-              </w:rPr>
-              <w:t>00.000</w:t>
-            </w:r>
-          </w:p>
-        </w:tc>
-      </w:tr>
-      <w:tr>
-        <w:trPr>
-          <w:jc w:val="center"/>
-        </w:trPr>
-        <w:tc>
-          <w:tcPr>
-            <w:tcW w:w="2160" w:type="dxa"/>
-          </w:tcPr>
-          <w:p>
-            <w:pPr>
-              <w:jc w:val="center"/>
-              <w:rPr>
-                <w:rFonts w:ascii="Times New Roman" w:hAnsi="Times New Roman" w:cs="Times New Roman"/>
-                <w:sz w:val="24"/>
-                <w:szCs w:val="24"/>
-              </w:rPr>
-            </w:pPr>
-            <w:r>
-              <w:rPr>
-                <w:rFonts w:ascii="Times New Roman" w:hAnsi="Times New Roman" w:cs="Times New Roman"/>
-                <w:sz w:val="24"/>
-                <w:szCs w:val="24"/>
-              </w:rPr>
-              <w:t>1.6</w:t>
-            </w:r>
-          </w:p>
-        </w:tc>
-        <w:tc>
-          <w:tcPr>
-            <w:tcW w:w="2160" w:type="dxa"/>
-          </w:tcPr>
-          <w:p>
-            <w:pPr>
-              <w:rPr>
-                <w:rFonts w:ascii="Times New Roman" w:hAnsi="Times New Roman" w:cs="Times New Roman"/>
-                <w:sz w:val="24"/>
-                <w:szCs w:val="24"/>
-              </w:rPr>
-            </w:pPr>
-            <w:r>
-              <w:rPr>
-                <w:rFonts w:ascii="Times New Roman" w:hAnsi="Times New Roman" w:cs="Times New Roman"/>
-                <w:sz w:val="24"/>
-                <w:szCs w:val="24"/>
-              </w:rPr>
-              <w:t>Form liên hệ</w:t>
-            </w:r>
-          </w:p>
-        </w:tc>
-        <w:tc>
-          <w:tcPr>
-            <w:tcW w:w="2160" w:type="dxa"/>
-          </w:tcPr>
-          <w:p>
-            <w:pPr>
-              <w:rPr>
-                <w:rFonts w:ascii="Times New Roman" w:hAnsi="Times New Roman" w:cs="Times New Roman"/>
-                <w:sz w:val="24"/>
-                <w:szCs w:val="24"/>
-              </w:rPr>
-            </w:pPr>
-            <w:r>
-              <w:rPr>
-                <w:rFonts w:ascii="Times New Roman" w:hAnsi="Times New Roman" w:cs="Times New Roman"/>
-                <w:sz w:val="24"/>
-                <w:szCs w:val="24"/>
-              </w:rPr>
-              <w:t>Biểu mẫu gửi yêu cầu tư vấn, tích hợp nhận thông tin qua email</w:t>
-            </w:r>
-          </w:p>
-        </w:tc>
-        <w:tc>
-          <w:tcPr>
-            <w:tcW w:w="2160" w:type="dxa"/>
-          </w:tcPr>
-          <w:p>
-            <w:pPr>
-              <w:jc w:val="right"/>
-              <w:rPr>
-                <w:rFonts w:ascii="Times New Roman" w:hAnsi="Times New Roman" w:cs="Times New Roman"/>
-                <w:sz w:val="24"/>
-                <w:szCs w:val="24"/>
-              </w:rPr>
-            </w:pPr>
-            <w:r>
-              <w:rPr>
-                <w:rFonts w:ascii="Times New Roman" w:hAnsi="Times New Roman" w:cs="Times New Roman"/>
-                <w:b/>
-                <w:sz w:val="24"/>
-                <w:szCs w:val="24"/>
-              </w:rPr>
-              <w:t>500.000</w:t>
-            </w:r>
-          </w:p>
-        </w:tc>
-      </w:tr>
-      <w:tr>
-        <w:trPr>
-          <w:jc w:val="center"/>
-        </w:trPr>
-        <w:tc>
-          <w:tcPr>
-            <w:tcW w:w="2160" w:type="dxa"/>
-          </w:tcPr>
-          <w:p>
-            <w:pPr>
-              <w:jc w:val="center"/>
-              <w:rPr>
-                <w:rFonts w:ascii="Times New Roman" w:hAnsi="Times New Roman" w:cs="Times New Roman"/>
-                <w:sz w:val="24"/>
-                <w:szCs w:val="24"/>
-              </w:rPr>
-            </w:pPr>
-            <w:r>
-              <w:rPr>
-                <w:rFonts w:ascii="Times New Roman" w:hAnsi="Times New Roman" w:cs="Times New Roman"/>
-                <w:sz w:val="24"/>
-                <w:szCs w:val="24"/>
-              </w:rPr>
-              <w:t>1.7</w:t>
-            </w:r>
-          </w:p>
-        </w:tc>
-        <w:tc>
-          <w:tcPr>
-            <w:tcW w:w="2160" w:type="dxa"/>
-          </w:tcPr>
-          <w:p>
-            <w:pPr>
-              <w:rPr>
-                <w:rFonts w:ascii="Times New Roman" w:hAnsi="Times New Roman" w:cs="Times New Roman"/>
-                <w:sz w:val="24"/>
-                <w:szCs w:val="24"/>
-              </w:rPr>
-            </w:pPr>
-            <w:r>
-              <w:rPr>
-                <w:rFonts w:ascii="Times New Roman" w:hAnsi="Times New Roman" w:cs="Times New Roman"/>
-                <w:sz w:val="24"/>
-                <w:szCs w:val="24"/>
-              </w:rPr>
-              <w:t>Triển khai &amp; bàn giao</w:t>
-            </w:r>
-          </w:p>
-        </w:tc>
-        <w:tc>
-          <w:tcPr>
-            <w:tcW w:w="2160" w:type="dxa"/>
-          </w:tcPr>
-          <w:p>
-            <w:pPr>
-              <w:rPr>
-                <w:rFonts w:ascii="Times New Roman" w:hAnsi="Times New Roman" w:cs="Times New Roman"/>
-                <w:sz w:val="24"/>
-                <w:szCs w:val="24"/>
-              </w:rPr>
-            </w:pPr>
-            <w:r>
-              <w:rPr>
-                <w:rFonts w:ascii="Times New Roman" w:hAnsi="Times New Roman" w:cs="Times New Roman"/>
-                <w:sz w:val="24"/>
-                <w:szCs w:val="24"/>
-              </w:rPr>
-              <w:t>Cấu hình, đưa website lên hosting (Firebase Hosting), kết nối tên miền, hướng dẫn sử dụng</w:t>
-            </w:r>
-          </w:p>
-        </w:tc>
-        <w:tc>
-          <w:tcPr>
-            <w:tcW w:w="2160" w:type="dxa"/>
-          </w:tcPr>
-          <w:p>
-            <w:pPr>
-              <w:jc w:val="right"/>
-              <w:rPr>
-                <w:rFonts w:ascii="Times New Roman" w:hAnsi="Times New Roman" w:cs="Times New Roman"/>
-                <w:sz w:val="24"/>
-                <w:szCs w:val="24"/>
-              </w:rPr>
-            </w:pPr>
-            <w:r>
-              <w:rPr>
-                <w:rFonts w:ascii="Times New Roman" w:hAnsi="Times New Roman" w:cs="Times New Roman"/>
-                <w:b/>
-                <w:sz w:val="24"/>
-                <w:szCs w:val="24"/>
-              </w:rPr>
-              <w:t>300.000</w:t>
-            </w:r>
-          </w:p>
-        </w:tc>
-      </w:tr>
-      <w:tr>
-        <w:trPr>
-          <w:jc w:val="center"/>
-        </w:trPr>
-        <w:tc>
-          <w:tcPr>
-            <w:tcW w:w="6480" w:type="dxa"/>
-            <w:gridSpan w:val="3"/>
-            <w:shd w:val="clear" w:color="auto" w:fill="F3E2A3"/>
-          </w:tcPr>
-          <w:p>
-            <w:pPr>
-              <w:rPr>
-                <w:rFonts w:ascii="Times New Roman" w:hAnsi="Times New Roman" w:cs="Times New Roman"/>
-                <w:sz w:val="24"/>
-                <w:szCs w:val="24"/>
-              </w:rPr>
-            </w:pPr>
-            <w:r>
-              <w:rPr>
-                <w:rFonts w:ascii="Times New Roman" w:hAnsi="Times New Roman" w:cs="Times New Roman"/>
-                <w:b/>
-                <w:sz w:val="24"/>
-                <w:szCs w:val="24"/>
-              </w:rPr>
-              <w:t>TỔNG CỘNG</w:t>
-            </w:r>
-          </w:p>
-        </w:tc>
-        <w:tc>
-          <w:tcPr>
-            <w:tcW w:w="2160" w:type="dxa"/>
-            <w:shd w:val="clear" w:color="auto" w:fill="F3E2A3"/>
-          </w:tcPr>
-          <w:p>
-            <w:pPr>
-              <w:jc w:val="right"/>
-              <w:rPr>
-                <w:rFonts w:ascii="Times New Roman" w:hAnsi="Times New Roman" w:cs="Times New Roman"/>
-                <w:sz w:val="24"/>
-                <w:szCs w:val="24"/>
-              </w:rPr>
-            </w:pPr>
-            <w:r>
-              <w:rPr>
-                <w:rFonts w:ascii="Times New Roman" w:hAnsi="Times New Roman" w:cs="Times New Roman"/>
-                <w:b/>
-                <w:color w:val="0C3A75"/>
-                <w:sz w:val="24"/>
-                <w:szCs w:val="24"/>
-              </w:rPr>
-              <w:t>10.000.000</w:t>
-            </w:r>
-          </w:p>
-        </w:tc>
-      </w:tr>
-    </w:tbl>
-    <w:p>
-      <w:pPr>
-        <w:spacing w:before="120"/>
-        <w:rPr>
-          <w:rFonts w:ascii="Times New Roman" w:hAnsi="Times New Roman" w:cs="Times New Roman"/>
-          <w:sz w:val="24"/>
-          <w:szCs w:val="24"/>
-        </w:rPr>
-      </w:pPr>
-      <w:r>
-        <w:rPr>
-          <w:rFonts w:ascii="Times New Roman" w:hAnsi="Times New Roman" w:cs="Times New Roman"/>
-          <w:b/>
-          <w:color w:val="B58923"/>
-          <w:sz w:val="24"/>
-          <w:szCs w:val="24"/>
-        </w:rPr>
-        <w:t>Giá trọn gói: 10.000.000 VNĐ (Mười triệu đồng chẵn) — chưa bao gồm thuế GTGT (VAT).</w:t>
-      </w:r>
-    </w:p>
-    <w:p>
-      <w:pPr>
-        <w:spacing w:before="240" w:after="80"/>
-        <w:rPr>
-          <w:rFonts w:ascii="Times New Roman" w:hAnsi="Times New Roman" w:cs="Times New Roman"/>
-          <w:sz w:val="24"/>
-          <w:szCs w:val="24"/>
-        </w:rPr>
-      </w:pPr>
-      <w:r>
-        <w:rPr>
-          <w:rFonts w:ascii="Times New Roman" w:hAnsi="Times New Roman" w:cs="Times New Roman"/>
-          <w:b/>
-          <w:color w:val="0C3A75"/>
-          <w:sz w:val="24"/>
-          <w:szCs w:val="24"/>
-        </w:rPr>
-        <w:t>2. CÔNG NGHỆ SỬ DỤNG</w:t>
-      </w:r>
-    </w:p>
-    <w:p>
-      <w:pPr>
-        <w:pStyle w:val="ListBullet"/>
-        <w:rPr>
-          <w:rFonts w:ascii="Times New Roman" w:hAnsi="Times New Roman" w:cs="Times New Roman"/>
-          <w:sz w:val="24"/>
-          <w:szCs w:val="24"/>
-        </w:rPr>
-      </w:pPr>
-      <w:r>
-        <w:rPr>
-          <w:rFonts w:ascii="Times New Roman" w:hAnsi="Times New Roman" w:cs="Times New Roman"/>
-          <w:sz w:val="24"/>
-          <w:szCs w:val="24"/>
-        </w:rPr>
-        <w:t xml:space="preserve">Frontend: </w:t>
-      </w:r>
-      <w:r>
-        <w:rPr>
-          <w:rFonts w:ascii="Times New Roman" w:hAnsi="Times New Roman" w:cs="Times New Roman"/>
-          <w:sz w:val="24"/>
-          <w:szCs w:val="24"/>
-        </w:rPr>
-        <w:t>React</w:t>
-      </w:r>
-      <w:r>
-        <w:rPr>
-          <w:rFonts w:ascii="Times New Roman" w:hAnsi="Times New Roman" w:cs="Times New Roman"/>
-          <w:sz w:val="24"/>
-          <w:szCs w:val="24"/>
-        </w:rPr>
-        <w:t xml:space="preserve"> + </w:t>
-      </w:r>
-      <w:r>
-        <w:rPr>
-          <w:rFonts w:ascii="Times New Roman" w:hAnsi="Times New Roman" w:cs="Times New Roman"/>
-          <w:sz w:val="24"/>
-          <w:szCs w:val="24"/>
-        </w:rPr>
-        <w:t>Next.js</w:t>
-      </w:r>
-      <w:r>
-        <w:rPr>
-          <w:rFonts w:ascii="Times New Roman" w:hAnsi="Times New Roman" w:cs="Times New Roman"/>
-          <w:sz w:val="24"/>
-          <w:szCs w:val="24"/>
-        </w:rPr>
-        <w:t xml:space="preserve"> </w:t>
-      </w:r>
-    </w:p>
-    <w:p>
-      <w:pPr>
-        <w:pStyle w:val="ListBullet"/>
-        <w:rPr>
-          <w:rFonts w:ascii="Times New Roman" w:hAnsi="Times New Roman" w:cs="Times New Roman"/>
-          <w:sz w:val="24"/>
-          <w:szCs w:val="24"/>
-        </w:rPr>
-      </w:pPr>
-      <w:r>
-        <w:rPr>
-          <w:rFonts w:ascii="Times New Roman" w:hAnsi="Times New Roman" w:cs="Times New Roman"/>
-          <w:sz w:val="24"/>
-          <w:szCs w:val="24"/>
-        </w:rPr>
-        <w:t xml:space="preserve">Hiệu ứng: GSAP (GreenSock) </w:t>
-      </w:r>
-    </w:p>
-    <w:p>
-      <w:pPr>
-        <w:pStyle w:val="ListBullet"/>
-        <w:rPr>
-          <w:rFonts w:ascii="Times New Roman" w:hAnsi="Times New Roman" w:cs="Times New Roman"/>
-          <w:sz w:val="24"/>
-          <w:szCs w:val="24"/>
-        </w:rPr>
-      </w:pPr>
-      <w:r>
-        <w:rPr>
-          <w:rFonts w:ascii="Times New Roman" w:hAnsi="Times New Roman" w:cs="Times New Roman"/>
-          <w:sz w:val="24"/>
-          <w:szCs w:val="24"/>
-        </w:rPr>
-        <w:t xml:space="preserve">Triển khai (Deploy): </w:t>
-      </w:r>
-      <w:r>
-        <w:rPr>
-          <w:rFonts w:ascii="Times New Roman" w:hAnsi="Times New Roman" w:cs="Times New Roman"/>
-          <w:sz w:val="24"/>
-          <w:szCs w:val="24"/>
-        </w:rPr>
-        <w:t>Firebase full-stack</w:t>
-      </w:r>
-    </w:p>
-    <w:p>
-      <w:pPr>
-        <w:pStyle w:val="ListBullet"/>
-        <w:rPr>
-          <w:rFonts w:ascii="Times New Roman" w:hAnsi="Times New Roman" w:cs="Times New Roman"/>
-          <w:sz w:val="24"/>
-          <w:szCs w:val="24"/>
-        </w:rPr>
-      </w:pPr>
-      <w:r>
-        <w:rPr>
-          <w:rFonts w:ascii="Times New Roman" w:hAnsi="Times New Roman" w:cs="Times New Roman"/>
-          <w:sz w:val="24"/>
-          <w:szCs w:val="24"/>
-        </w:rPr>
-        <w:t xml:space="preserve">Đặc điểm: Website </w:t>
-      </w:r>
-      <w:r>
-        <w:rPr>
-          <w:rFonts w:ascii="Times New Roman" w:hAnsi="Times New Roman" w:cs="Times New Roman"/>
-          <w:sz w:val="24"/>
-          <w:szCs w:val="24"/>
-        </w:rPr>
-        <w:t>động</w:t>
-      </w:r>
-      <w:r>
-        <w:rPr>
-          <w:rFonts w:ascii="Times New Roman" w:hAnsi="Times New Roman" w:cs="Times New Roman"/>
-          <w:sz w:val="24"/>
-          <w:szCs w:val="24"/>
-        </w:rPr>
-        <w:t xml:space="preserve"> hiệu năng cao, tải nhanh, chuẩn SEO, responsive đầy đủ trên điện thoại – máy tính bảng – máy tính</w:t>
-      </w:r>
-    </w:p>
-    <w:p>
-      <w:pPr>
-        <w:spacing w:before="240" w:after="80"/>
-        <w:rPr>
-          <w:rFonts w:ascii="Times New Roman" w:hAnsi="Times New Roman" w:cs="Times New Roman"/>
-          <w:sz w:val="24"/>
-          <w:szCs w:val="24"/>
-        </w:rPr>
-      </w:pPr>
-      <w:r>
-        <w:rPr>
-          <w:rFonts w:ascii="Times New Roman" w:hAnsi="Times New Roman" w:cs="Times New Roman"/>
-          <w:b/>
-          <w:color w:val="0C3A75"/>
-          <w:sz w:val="24"/>
-          <w:szCs w:val="24"/>
-        </w:rPr>
-        <w:t>3. TIẾN ĐỘ THỰC HIỆN</w:t>
-      </w:r>
-    </w:p>
-    <w:tbl>
-      <w:tblPr>
-        <w:tblStyle w:val="TableGrid"/>
-        <w:tblW w:w="0" w:type="auto"/>
-        <w:tblLook w:val="04A0" w:firstRow="1" w:lastRow="0" w:firstColumn="1" w:lastColumn="0" w:noHBand="0" w:noVBand="1"/>
-      </w:tblPr>
-      <w:tblGrid>
-        <w:gridCol w:w="4320"/>
-        <w:gridCol w:w="4320"/>
-      </w:tblGrid>
-      <w:tr>
-        <w:tc>
-          <w:tcPr>
-            <w:tcW w:w="4320" w:type="dxa"/>
-            <w:shd w:val="clear" w:color="auto" w:fill="0C3A75"/>
-          </w:tcPr>
-          <w:p>
-            <w:pPr>
-              <w:rPr>
-                <w:rFonts w:ascii="Times New Roman" w:hAnsi="Times New Roman" w:cs="Times New Roman"/>
-                <w:sz w:val="24"/>
-                <w:szCs w:val="24"/>
-              </w:rPr>
-            </w:pPr>
-            <w:r>
-              <w:rPr>
-                <w:rFonts w:ascii="Times New Roman" w:hAnsi="Times New Roman" w:cs="Times New Roman"/>
-                <w:b/>
-                <w:color w:val="FFFFFF"/>
-                <w:sz w:val="24"/>
-                <w:szCs w:val="24"/>
-              </w:rPr>
-              <w:t>Giai đoạn</w:t>
-            </w:r>
-          </w:p>
-        </w:tc>
-        <w:tc>
-          <w:tcPr>
-            <w:tcW w:w="4320" w:type="dxa"/>
-            <w:shd w:val="clear" w:color="auto" w:fill="0C3A75"/>
-          </w:tcPr>
-          <w:p>
-            <w:pPr>
-              <w:jc w:val="center"/>
-              <w:rPr>
-                <w:rFonts w:ascii="Times New Roman" w:hAnsi="Times New Roman" w:cs="Times New Roman"/>
-                <w:sz w:val="24"/>
-                <w:szCs w:val="24"/>
-              </w:rPr>
-            </w:pPr>
-            <w:r>
-              <w:rPr>
-                <w:rFonts w:ascii="Times New Roman" w:hAnsi="Times New Roman" w:cs="Times New Roman"/>
-                <w:b/>
-                <w:color w:val="FFFFFF"/>
-                <w:sz w:val="24"/>
-                <w:szCs w:val="24"/>
-              </w:rPr>
-              <w:t>Thời gian</w:t>
-            </w:r>
-          </w:p>
-        </w:tc>
-      </w:tr>
-      <w:tr>
-        <w:tc>
-          <w:tcPr>
-            <w:tcW w:w="4320" w:type="dxa"/>
-          </w:tcPr>
-          <w:p>
-            <w:pPr>
-              <w:rPr>
-                <w:rFonts w:ascii="Times New Roman" w:hAnsi="Times New Roman" w:cs="Times New Roman"/>
-                <w:sz w:val="24"/>
-                <w:szCs w:val="24"/>
-              </w:rPr>
-            </w:pPr>
-            <w:r>
-              <w:rPr>
-                <w:rFonts w:ascii="Times New Roman" w:hAnsi="Times New Roman" w:cs="Times New Roman"/>
-                <w:sz w:val="24"/>
-                <w:szCs w:val="24"/>
-              </w:rPr>
-              <w:t>Tư vấn &amp; chốt yêu cầu</w:t>
-            </w:r>
-          </w:p>
-        </w:tc>
-        <w:tc>
-          <w:tcPr>
-            <w:tcW w:w="4320" w:type="dxa"/>
-          </w:tcPr>
-          <w:p>
-            <w:pPr>
-              <w:jc w:val="center"/>
-              <w:rPr>
-                <w:rFonts w:ascii="Times New Roman" w:hAnsi="Times New Roman" w:cs="Times New Roman"/>
-                <w:sz w:val="24"/>
-                <w:szCs w:val="24"/>
-              </w:rPr>
-            </w:pPr>
-            <w:r>
-              <w:rPr>
-                <w:rFonts w:ascii="Times New Roman" w:hAnsi="Times New Roman" w:cs="Times New Roman"/>
-                <w:sz w:val="24"/>
-                <w:szCs w:val="24"/>
-              </w:rPr>
-              <w:t>2 ngày</w:t>
-            </w:r>
-          </w:p>
-        </w:tc>
-      </w:tr>
-      <w:tr>
-        <w:tc>
-          <w:tcPr>
-            <w:tcW w:w="4320" w:type="dxa"/>
-          </w:tcPr>
-          <w:p>
-            <w:pPr>
-              <w:rPr>
-                <w:rFonts w:ascii="Times New Roman" w:hAnsi="Times New Roman" w:cs="Times New Roman"/>
-                <w:sz w:val="24"/>
-                <w:szCs w:val="24"/>
-              </w:rPr>
-            </w:pPr>
-            <w:r>
-              <w:rPr>
-                <w:rFonts w:ascii="Times New Roman" w:hAnsi="Times New Roman" w:cs="Times New Roman"/>
-                <w:sz w:val="24"/>
-                <w:szCs w:val="24"/>
-              </w:rPr>
-              <w:t>Thiết kế giao diện</w:t>
-            </w:r>
-          </w:p>
-        </w:tc>
-        <w:tc>
-          <w:tcPr>
-            <w:tcW w:w="4320" w:type="dxa"/>
-          </w:tcPr>
-          <w:p>
-            <w:pPr>
-              <w:jc w:val="center"/>
-              <w:rPr>
-                <w:rFonts w:ascii="Times New Roman" w:hAnsi="Times New Roman" w:cs="Times New Roman"/>
-                <w:sz w:val="24"/>
-                <w:szCs w:val="24"/>
-              </w:rPr>
-            </w:pPr>
-            <w:r>
-              <w:rPr>
-                <w:rFonts w:ascii="Times New Roman" w:hAnsi="Times New Roman" w:cs="Times New Roman"/>
-                <w:sz w:val="24"/>
-                <w:szCs w:val="24"/>
-              </w:rPr>
-              <w:t>5 ngày</w:t>
-            </w:r>
-          </w:p>
-        </w:tc>
-      </w:tr>
-      <w:tr>
-        <w:tc>
-          <w:tcPr>
-            <w:tcW w:w="4320" w:type="dxa"/>
-          </w:tcPr>
-          <w:p>
-            <w:pPr>
-              <w:rPr>
-                <w:rFonts w:ascii="Times New Roman" w:hAnsi="Times New Roman" w:cs="Times New Roman"/>
-                <w:sz w:val="24"/>
-                <w:szCs w:val="24"/>
-              </w:rPr>
-            </w:pPr>
-            <w:r>
-              <w:rPr>
-                <w:rFonts w:ascii="Times New Roman" w:hAnsi="Times New Roman" w:cs="Times New Roman"/>
-                <w:sz w:val="24"/>
-                <w:szCs w:val="24"/>
-              </w:rPr>
-              <w:t>Lập trình &amp; dựng hệ thống</w:t>
-            </w:r>
-          </w:p>
-        </w:tc>
-        <w:tc>
-          <w:tcPr>
-            <w:tcW w:w="4320" w:type="dxa"/>
-          </w:tcPr>
-          <w:p>
-            <w:pPr>
-              <w:jc w:val="center"/>
-              <w:rPr>
-                <w:rFonts w:ascii="Times New Roman" w:hAnsi="Times New Roman" w:cs="Times New Roman"/>
-                <w:sz w:val="24"/>
-                <w:szCs w:val="24"/>
-              </w:rPr>
-            </w:pPr>
-            <w:r>
-              <w:rPr>
-                <w:rFonts w:ascii="Times New Roman" w:hAnsi="Times New Roman" w:cs="Times New Roman"/>
-                <w:sz w:val="24"/>
-                <w:szCs w:val="24"/>
-              </w:rPr>
-              <w:t>14 ngày</w:t>
-            </w:r>
-          </w:p>
-        </w:tc>
-      </w:tr>
-      <w:tr>
-        <w:tc>
-          <w:tcPr>
-            <w:tcW w:w="4320" w:type="dxa"/>
-          </w:tcPr>
-          <w:p>
-            <w:pPr>
-              <w:rPr>
-                <w:rFonts w:ascii="Times New Roman" w:hAnsi="Times New Roman" w:cs="Times New Roman"/>
-                <w:sz w:val="24"/>
-                <w:szCs w:val="24"/>
-              </w:rPr>
-            </w:pPr>
-            <w:r>
-              <w:rPr>
-                <w:rFonts w:ascii="Times New Roman" w:hAnsi="Times New Roman" w:cs="Times New Roman"/>
-                <w:sz w:val="24"/>
-                <w:szCs w:val="24"/>
-              </w:rPr>
-              <w:t>Chỉnh sửa theo phản hồi</w:t>
-            </w:r>
-          </w:p>
-        </w:tc>
-        <w:tc>
-          <w:tcPr>
-            <w:tcW w:w="4320" w:type="dxa"/>
-          </w:tcPr>
-          <w:p>
-            <w:pPr>
-              <w:jc w:val="center"/>
-              <w:rPr>
-                <w:rFonts w:ascii="Times New Roman" w:hAnsi="Times New Roman" w:cs="Times New Roman"/>
-                <w:sz w:val="24"/>
-                <w:szCs w:val="24"/>
-              </w:rPr>
-            </w:pPr>
-            <w:r>
-              <w:rPr>
-                <w:rFonts w:ascii="Times New Roman" w:hAnsi="Times New Roman" w:cs="Times New Roman"/>
-                <w:sz w:val="24"/>
-                <w:szCs w:val="24"/>
-              </w:rPr>
-              <w:t>5 ngày</w:t>
-            </w:r>
-          </w:p>
-        </w:tc>
-      </w:tr>
-      <w:tr>
-        <w:tc>
-          <w:tcPr>
-            <w:tcW w:w="4320" w:type="dxa"/>
-          </w:tcPr>
-          <w:p>
-            <w:pPr>
-              <w:rPr>
-                <w:rFonts w:ascii="Times New Roman" w:hAnsi="Times New Roman" w:cs="Times New Roman"/>
-                <w:sz w:val="24"/>
-                <w:szCs w:val="24"/>
-              </w:rPr>
-            </w:pPr>
-            <w:r>
-              <w:rPr>
-                <w:rFonts w:ascii="Times New Roman" w:hAnsi="Times New Roman" w:cs="Times New Roman"/>
-                <w:sz w:val="24"/>
-                <w:szCs w:val="24"/>
-              </w:rPr>
-              <w:t>Triển khai &amp; bàn giao</w:t>
-            </w:r>
-          </w:p>
-        </w:tc>
-        <w:tc>
-          <w:tcPr>
-            <w:tcW w:w="4320" w:type="dxa"/>
-          </w:tcPr>
-          <w:p>
-            <w:pPr>
-              <w:jc w:val="center"/>
-              <w:rPr>
-                <w:rFonts w:ascii="Times New Roman" w:hAnsi="Times New Roman" w:cs="Times New Roman"/>
-                <w:sz w:val="24"/>
-                <w:szCs w:val="24"/>
-              </w:rPr>
-            </w:pPr>
-            <w:r>
-              <w:rPr>
-                <w:rFonts w:ascii="Times New Roman" w:hAnsi="Times New Roman" w:cs="Times New Roman"/>
-                <w:sz w:val="24"/>
-                <w:szCs w:val="24"/>
-              </w:rPr>
-              <w:t>1 ngày</w:t>
-            </w:r>
-          </w:p>
-        </w:tc>
-      </w:tr>
-      <w:tr>
-        <w:tc>
-          <w:tcPr>
-            <w:tcW w:w="4320" w:type="dxa"/>
-            <w:shd w:val="clear" w:color="auto" w:fill="F3E2A3"/>
-          </w:tcPr>
-          <w:p>
-            <w:pPr>
-              <w:rPr>
-                <w:rFonts w:ascii="Times New Roman" w:hAnsi="Times New Roman" w:cs="Times New Roman"/>
-                <w:sz w:val="24"/>
-                <w:szCs w:val="24"/>
-              </w:rPr>
-            </w:pPr>
-            <w:r>
-              <w:rPr>
-                <w:rFonts w:ascii="Times New Roman" w:hAnsi="Times New Roman" w:cs="Times New Roman"/>
-                <w:b/>
-                <w:sz w:val="24"/>
-                <w:szCs w:val="24"/>
-              </w:rPr>
-              <w:t>Tổng thời gian dự kiến</w:t>
-            </w:r>
-          </w:p>
-        </w:tc>
-        <w:tc>
-          <w:tcPr>
-            <w:tcW w:w="4320" w:type="dxa"/>
-            <w:shd w:val="clear" w:color="auto" w:fill="F3E2A3"/>
-          </w:tcPr>
-          <w:p>
-            <w:pPr>
-              <w:jc w:val="center"/>
-              <w:rPr>
-                <w:rFonts w:ascii="Times New Roman" w:hAnsi="Times New Roman" w:cs="Times New Roman"/>
-                <w:sz w:val="24"/>
-                <w:szCs w:val="24"/>
-              </w:rPr>
-            </w:pPr>
-            <w:r>
-              <w:rPr>
-                <w:rFonts w:ascii="Times New Roman" w:hAnsi="Times New Roman" w:cs="Times New Roman"/>
-                <w:b/>
-                <w:sz w:val="24"/>
-                <w:szCs w:val="24"/>
-              </w:rPr>
-              <w:t>27 ngày làm việc</w:t>
-            </w:r>
-          </w:p>
-        </w:tc>
-      </w:tr>
-    </w:tbl>
-    <w:p>
-      <w:pPr>
-        <w:spacing w:before="240" w:after="80"/>
-        <w:rPr>
-          <w:rFonts w:ascii="Times New Roman" w:hAnsi="Times New Roman" w:cs="Times New Roman"/>
-          <w:sz w:val="24"/>
-          <w:szCs w:val="24"/>
-        </w:rPr>
-      </w:pPr>
-      <w:r>
-        <w:rPr>
-          <w:rFonts w:ascii="Times New Roman" w:hAnsi="Times New Roman" w:cs="Times New Roman"/>
-          <w:b/>
-          <w:color w:val="0C3A75"/>
-          <w:sz w:val="24"/>
-          <w:szCs w:val="24"/>
-        </w:rPr>
-        <w:t>4. ĐIỀU KHOẢN THANH TOÁN</w:t>
-      </w:r>
-    </w:p>
-    <w:p>
-      <w:pPr>
-        <w:pStyle w:val="ListBullet"/>
-        <w:rPr>
-          <w:rFonts w:ascii="Times New Roman" w:hAnsi="Times New Roman" w:cs="Times New Roman"/>
-          <w:sz w:val="24"/>
-          <w:szCs w:val="24"/>
-        </w:rPr>
-      </w:pPr>
-      <w:r>
-        <w:rPr>
-          <w:rFonts w:ascii="Times New Roman" w:hAnsi="Times New Roman" w:cs="Times New Roman"/>
-          <w:sz w:val="24"/>
-          <w:szCs w:val="24"/>
-        </w:rPr>
-        <w:t>Đợt 1: 50% khi ký kết và bắt đầu triển khai.</w:t>
-      </w:r>
-    </w:p>
-    <w:p>
-      <w:pPr>
-        <w:pStyle w:val="ListBullet"/>
-        <w:rPr>
-          <w:rFonts w:ascii="Times New Roman" w:hAnsi="Times New Roman" w:cs="Times New Roman"/>
-          <w:sz w:val="24"/>
-          <w:szCs w:val="24"/>
-        </w:rPr>
-      </w:pPr>
-      <w:r>
-        <w:rPr>
-          <w:rFonts w:ascii="Times New Roman" w:hAnsi="Times New Roman" w:cs="Times New Roman"/>
-          <w:sz w:val="24"/>
-          <w:szCs w:val="24"/>
-        </w:rPr>
-        <w:t>Đợt 2: 50% khi hoàn thành nghiệm thu và bàn giao.</w:t>
-      </w:r>
-    </w:p>
-    <w:p>
-      <w:pPr>
-        <w:spacing w:before="240" w:after="80"/>
-        <w:rPr>
-          <w:rFonts w:ascii="Times New Roman" w:hAnsi="Times New Roman" w:cs="Times New Roman"/>
-          <w:sz w:val="24"/>
-          <w:szCs w:val="24"/>
-        </w:rPr>
-      </w:pPr>
-      <w:r>
-        <w:rPr>
-          <w:rFonts w:ascii="Times New Roman" w:hAnsi="Times New Roman" w:cs="Times New Roman"/>
-          <w:b/>
-          <w:color w:val="0C3A75"/>
-          <w:sz w:val="24"/>
-          <w:szCs w:val="24"/>
-        </w:rPr>
-        <w:t>5. CHI PHÍ KHÔNG BAO GỒM</w:t>
-      </w:r>
-    </w:p>
-    <w:p>
-      <w:pPr>
-        <w:pStyle w:val="ListBullet"/>
-        <w:rPr>
-          <w:rFonts w:ascii="Times New Roman" w:hAnsi="Times New Roman" w:cs="Times New Roman"/>
-          <w:sz w:val="24"/>
-          <w:szCs w:val="24"/>
-        </w:rPr>
-      </w:pPr>
-      <w:r>
-        <w:rPr>
-          <w:rFonts w:ascii="Times New Roman" w:hAnsi="Times New Roman" w:cs="Times New Roman"/>
-          <w:sz w:val="24"/>
-          <w:szCs w:val="24"/>
-        </w:rPr>
-        <w:t>Tên miền (domain).</w:t>
-      </w:r>
-    </w:p>
-    <w:p>
-      <w:pPr>
-        <w:pStyle w:val="ListBullet"/>
-        <w:rPr>
-          <w:rFonts w:ascii="Times New Roman" w:hAnsi="Times New Roman" w:cs="Times New Roman"/>
-          <w:sz w:val="24"/>
-          <w:szCs w:val="24"/>
-        </w:rPr>
-      </w:pPr>
-      <w:r>
-        <w:rPr>
-          <w:rFonts w:ascii="Times New Roman" w:hAnsi="Times New Roman" w:cs="Times New Roman"/>
-          <w:sz w:val="24"/>
-          <w:szCs w:val="24"/>
-        </w:rPr>
-        <w:t>Hosting/VPS trả phí (mặc định dùng gói Firebase Hosting miễn phí; cần hạ tầng riêng sẽ báo giá bổ sung).</w:t>
-      </w:r>
-    </w:p>
-    <w:p>
-      <w:pPr>
-        <w:pStyle w:val="ListBullet"/>
-        <w:rPr>
-          <w:rFonts w:ascii="Times New Roman" w:hAnsi="Times New Roman" w:cs="Times New Roman"/>
-          <w:sz w:val="24"/>
-          <w:szCs w:val="24"/>
-        </w:rPr>
-      </w:pPr>
-      <w:r>
-        <w:rPr>
-          <w:rFonts w:ascii="Times New Roman" w:hAnsi="Times New Roman" w:cs="Times New Roman"/>
-          <w:sz w:val="24"/>
-          <w:szCs w:val="24"/>
-        </w:rPr>
-        <w:t>Email doanh nghiệp.</w:t>
-      </w:r>
-    </w:p>
-    <w:p>
-      <w:pPr>
-        <w:pStyle w:val="ListBullet"/>
-        <w:rPr>
-          <w:rFonts w:ascii="Times New Roman" w:hAnsi="Times New Roman" w:cs="Times New Roman"/>
-          <w:sz w:val="24"/>
-          <w:szCs w:val="24"/>
-        </w:rPr>
-      </w:pPr>
-      <w:r>
-        <w:rPr>
-          <w:rFonts w:ascii="Times New Roman" w:hAnsi="Times New Roman" w:cs="Times New Roman"/>
-          <w:sz w:val="24"/>
-          <w:szCs w:val="24"/>
-        </w:rPr>
-        <w:t>Hệ thống quản trị nội dung nâng cao (CMS tự thêm/sửa/xóa) — hạng mục tùy chọn, báo giá riêng.</w:t>
-      </w:r>
-    </w:p>
-    <w:p>
-      <w:pPr>
-        <w:pStyle w:val="ListBullet"/>
-        <w:rPr>
-          <w:rFonts w:ascii="Times New Roman" w:hAnsi="Times New Roman" w:cs="Times New Roman"/>
-          <w:sz w:val="24"/>
-          <w:szCs w:val="24"/>
-        </w:rPr>
-      </w:pPr>
-      <w:r>
-        <w:rPr>
-          <w:rFonts w:ascii="Times New Roman" w:hAnsi="Times New Roman" w:cs="Times New Roman"/>
-          <w:sz w:val="24"/>
-          <w:szCs w:val="24"/>
-        </w:rPr>
-        <w:lastRenderedPageBreak/>
-        <w:t>Phí dịch vụ bên thứ ba (SMS, Email Marketing, AI, Cổng thanh toán…).</w:t>
-      </w:r>
-    </w:p>
-    <w:p>
-      <w:pPr>
-        <w:pStyle w:val="ListBullet"/>
-        <w:rPr>
-          <w:rFonts w:ascii="Times New Roman" w:hAnsi="Times New Roman" w:cs="Times New Roman"/>
-          <w:sz w:val="24"/>
-          <w:szCs w:val="24"/>
-        </w:rPr>
-      </w:pPr>
-      <w:r>
-        <w:rPr>
-          <w:rFonts w:ascii="Times New Roman" w:hAnsi="Times New Roman" w:cs="Times New Roman"/>
-          <w:sz w:val="24"/>
-          <w:szCs w:val="24"/>
-        </w:rPr>
-        <w:t>Nội dung bài viết, hình ảnh, logo nếu khách hàng chưa cung cấp.</w:t>
-      </w:r>
-    </w:p>
-    <w:p>
-      <w:pPr>
-        <w:spacing w:before="240" w:after="80"/>
-        <w:rPr>
-          <w:rFonts w:ascii="Times New Roman" w:hAnsi="Times New Roman" w:cs="Times New Roman"/>
-          <w:sz w:val="24"/>
-          <w:szCs w:val="24"/>
-        </w:rPr>
-      </w:pPr>
-      <w:r>
-        <w:rPr>
-          <w:rFonts w:ascii="Times New Roman" w:hAnsi="Times New Roman" w:cs="Times New Roman"/>
-          <w:b/>
-          <w:color w:val="0C3A75"/>
-          <w:sz w:val="24"/>
-          <w:szCs w:val="24"/>
-        </w:rPr>
-        <w:t>6. BẢO HÀNH &amp; HỖ TRỢ</w:t>
-      </w:r>
-    </w:p>
-    <w:p>
-      <w:pPr>
-        <w:pStyle w:val="ListBullet"/>
-        <w:rPr>
-          <w:rFonts w:ascii="Times New Roman" w:hAnsi="Times New Roman" w:cs="Times New Roman"/>
-          <w:sz w:val="24"/>
-          <w:szCs w:val="24"/>
-        </w:rPr>
-      </w:pPr>
-      <w:r>
-        <w:rPr>
-          <w:rFonts w:ascii="Times New Roman" w:hAnsi="Times New Roman" w:cs="Times New Roman"/>
-          <w:sz w:val="24"/>
-          <w:szCs w:val="24"/>
-        </w:rPr>
-        <w:t>Bảo hành 06 tháng: sửa lỗi kỹ thuật phát sinh từ quá trình lập trình (miễn phí).</w:t>
-      </w:r>
-    </w:p>
-    <w:p>
-      <w:pPr>
-        <w:pStyle w:val="ListBullet"/>
-        <w:rPr>
-          <w:rFonts w:ascii="Times New Roman" w:hAnsi="Times New Roman" w:cs="Times New Roman"/>
-          <w:sz w:val="24"/>
-          <w:szCs w:val="24"/>
-        </w:rPr>
-      </w:pPr>
-      <w:r>
-        <w:rPr>
-          <w:rFonts w:ascii="Times New Roman" w:hAnsi="Times New Roman" w:cs="Times New Roman"/>
-          <w:sz w:val="24"/>
-          <w:szCs w:val="24"/>
-        </w:rPr>
-        <w:t>Hỗ trợ hướng dẫn vận hành, cập nhật nội dung cơ bản trong thời gian bảo hành.</w:t>
-      </w:r>
-    </w:p>
-    <w:p>
-      <w:pPr>
-        <w:rPr>
-          <w:rFonts w:ascii="Times New Roman" w:hAnsi="Times New Roman" w:cs="Times New Roman"/>
-          <w:sz w:val="24"/>
-          <w:szCs w:val="24"/>
-        </w:rPr>
-      </w:pPr>
-    </w:p>
-    <w:p>
-      <w:pPr>
-        <w:rPr>
-          <w:rFonts w:ascii="Times New Roman" w:hAnsi="Times New Roman" w:cs="Times New Roman"/>
-          <w:sz w:val="24"/>
-          <w:szCs w:val="24"/>
-        </w:rPr>
-      </w:pPr>
-      <w:r>
-        <w:rPr>
-          <w:rFonts w:ascii="Times New Roman" w:hAnsi="Times New Roman" w:cs="Times New Roman"/>
-          <w:b/>
-          <w:sz w:val="24"/>
-          <w:szCs w:val="24"/>
-        </w:rPr>
-        <w:t>Người báo giá: Đạt Phạm Tuấn</w:t>
-      </w:r>
-    </w:p>
-    <w:p>
-      <w:pPr>
-        <w:rPr>
-          <w:rFonts w:ascii="Times New Roman" w:hAnsi="Times New Roman" w:cs="Times New Roman"/>
-          <w:sz w:val="24"/>
-          <w:szCs w:val="24"/>
-        </w:rPr>
-      </w:pPr>
-      <w:r>
-        <w:rPr>
-          <w:rFonts w:ascii="Times New Roman" w:hAnsi="Times New Roman" w:cs="Times New Roman"/>
-          <w:i/>
-          <w:sz w:val="24"/>
-          <w:szCs w:val="24"/>
-        </w:rPr>
-        <w:t>Trân trọng cảm ơn Quý công ty đã quan tâm. Rất mong được hợp tác!</w:t>
-      </w:r>
-    </w:p>
+    <w:p/>
     <w:sectPr>
       <w:headerReference w:type="even" r:id="rId8"/>
       <w:headerReference w:type="default" r:id="rId9"/>
@@ -2151,7 +284,7 @@
   <w:abstractNum w:abstractNumId="8" w15:restartNumberingAfterBreak="0">
     <w:nsid w:val="FFFFFF89"/>
     <w:multiLevelType w:val="singleLevel"/>
-    <w:tmpl w:val="B694CDCA"/>
+    <w:tmpl w:val="A1CC90AC"/>
     <w:lvl w:ilvl="0">
       <w:start w:val="1"/>
       <w:numFmt w:val="bullet"/>
@@ -2805,6 +938,7 @@
   <w:style w:type="character" w:default="1" w:styleId="DefaultParagraphFont">
     <w:name w:val="Default Paragraph Font"/>
     <w:uiPriority w:val="1"/>
+    <w:semiHidden/>
     <w:unhideWhenUsed/>
   </w:style>
   <w:style w:type="table" w:default="1" w:styleId="TableNormal">
